--- a/1.Requisitos/CARREGAJA - Visão.docx
+++ b/1.Requisitos/CARREGAJA - Visão.docx
@@ -1329,7 +1329,13 @@
               <w:t xml:space="preserve">Como síndico, eu quero apurar o consumo de energia de cada apartamento no período, de modo que eu possa lançar o valor na cota condominial.</w:t>
             </w:r>
             <w:r>
+              <w:br/>
+            </w:r>
+            <w:r>
               <w:t xml:space="preserve">Como síndico, eu quero definir a tarifa por quilowatt-hora do rateio, de modo que o valor cobrado acompanhe a conta de luz da área comum.</w:t>
+            </w:r>
+            <w:r>
+              <w:br/>
             </w:r>
             <w:r>
               <w:t xml:space="preserve">Como morador, eu quero acompanhar meu consumo acumulado no mês, de modo que eu saiba quanto será lançado antes de receber a conta.</w:t>
@@ -1489,7 +1495,13 @@
               <w:t xml:space="preserve">Como morador, eu quero ver quais vagas estão livres e quais estão ocupadas, de modo que eu não desça à garagem à toa.</w:t>
             </w:r>
             <w:r>
+              <w:br/>
+            </w:r>
+            <w:r>
               <w:t xml:space="preserve">Como morador, eu quero ver a previsão de liberação das vagas ocupadas, de modo que eu possa decidir quando descer.</w:t>
+            </w:r>
+            <w:r>
+              <w:br/>
             </w:r>
             <w:r>
               <w:t xml:space="preserve">Como morador, eu quero ocupar uma vaga livre e registrar o uso na hora em que chego, de modo que o painel reflita a garagem real para os demais.</w:t>
@@ -1690,7 +1702,13 @@
               <w:t xml:space="preserve">Como morador, eu quero cadastrar meu veículo com a capacidade da bateria e a potência máxima de recarga, de modo que o sistema calcule previsões corretas para mim.</w:t>
             </w:r>
             <w:r>
+              <w:br/>
+            </w:r>
+            <w:r>
               <w:t xml:space="preserve">Como morador, eu quero informar o nível atual da bateria ao iniciar a recarga, de modo que o sistema estime quando ela será concluída.</w:t>
+            </w:r>
+            <w:r>
+              <w:br/>
             </w:r>
             <w:r>
               <w:t xml:space="preserve">Como morador, eu quero que a previsão da minha recarga fique visível aos demais, de modo que quem espera saiba quando a vaga será liberada.</w:t>
@@ -1866,7 +1884,13 @@
               <w:t xml:space="preserve">Como morador, eu quero que exista um limite máximo de duração para qualquer sessão, de modo que nenhuma ocupação se estenda indefinidamente.</w:t>
             </w:r>
             <w:r>
+              <w:br/>
+            </w:r>
+            <w:r>
               <w:t xml:space="preserve">Como morador, eu quero ver no painel que uma sessão já concluiu a recarga ou ultrapassou o limite, de modo que eu saiba que a vaga deveria estar sendo liberada.</w:t>
+            </w:r>
+            <w:r>
+              <w:br/>
             </w:r>
             <w:r>
               <w:t xml:space="preserve">Como síndico, eu quero identificar as sessões que ultrapassaram o limite, de modo que eu possa intervir junto ao morador.</w:t>
@@ -2070,6 +2094,9 @@
               <w:t xml:space="preserve">Como síndico, eu quero identificar as sessões abertas muito além do tempo previsto de conclusão, de modo que eu possa encerrá-las e liberar a vaga.</w:t>
             </w:r>
             <w:r>
+              <w:br/>
+            </w:r>
+            <w:r>
               <w:t xml:space="preserve">Como síndico, eu quero que o encerramento administrativo fique registrado, de modo que o morador possa contestar a apuração.</w:t>
             </w:r>
           </w:p>
@@ -2225,6 +2252,9 @@
             </w:pPr>
             <w:r>
               <w:t xml:space="preserve">Como síndico, eu quero consultar o histórico de utilização por vaga, apartamento e período, de modo que eu possa levar dados à assembleia ao propor a ampliação da estrutura.</w:t>
+            </w:r>
+            <w:r>
+              <w:br/>
             </w:r>
             <w:r>
               <w:t xml:space="preserve">Como síndico, eu quero saber quantas vezes um morador tentou iniciar uma recarga e não encontrou vaga, de modo que eu possa dimensionar a demanda reprimida.</w:t>

--- a/1.Requisitos/CARREGAJA - Visão.docx
+++ b/1.Requisitos/CARREGAJA - Visão.docx
@@ -15,7 +15,7 @@
         <w:pStyle w:val="Titulodocumento"/>
       </w:pPr>
       <w:r>
-        <w:t>Versão 4.0</w:t>
+        <w:t>Versão 4.1</w:t>
       </w:r>
     </w:p>
     <w:p>
@@ -448,6 +448,67 @@
           </w:p>
         </w:tc>
       </w:tr>
+      <w:tr>
+        <w:trPr>
+          <w:cantSplit/>
+        </w:trPr>
+        <w:tc>
+          <w:tcPr>
+            <w:tcW w:w="618" w:type="pct"/>
+          </w:tcPr>
+          <w:p>
+            <w:pPr>
+              <w:spacing w:after="40"/>
+              <w:jc w:val="left"/>
+            </w:pPr>
+            <w:r>
+              <w:t>26/09/2026</w:t>
+            </w:r>
+          </w:p>
+        </w:tc>
+        <w:tc>
+          <w:tcPr>
+            <w:tcW w:w="449" w:type="pct"/>
+          </w:tcPr>
+          <w:p>
+            <w:pPr>
+              <w:spacing w:after="40"/>
+              <w:jc w:val="left"/>
+            </w:pPr>
+            <w:r>
+              <w:t>4.1</w:t>
+            </w:r>
+          </w:p>
+        </w:tc>
+        <w:tc>
+          <w:tcPr>
+            <w:tcW w:w="3014" w:type="pct"/>
+          </w:tcPr>
+          <w:p>
+            <w:pPr>
+              <w:spacing w:after="40"/>
+              <w:jc w:val="left"/>
+            </w:pPr>
+            <w:r>
+              <w:t>RI-08: a arquitetura passa a ser testada com o UC05 (Manter Veículo), e a previsão e a apuração vão para o início da Construção.</w:t>
+            </w:r>
+          </w:p>
+        </w:tc>
+        <w:tc>
+          <w:tcPr>
+            <w:tcW w:w="920" w:type="pct"/>
+          </w:tcPr>
+          <w:p>
+            <w:pPr>
+              <w:spacing w:after="40"/>
+              <w:jc w:val="left"/>
+            </w:pPr>
+            <w:r>
+              <w:t>Henrique de Almeida Marangoni Inacio</w:t>
+            </w:r>
+          </w:p>
+        </w:tc>
+      </w:tr>
     </w:tbl>
     <w:p>
       <w:pPr>
@@ -469,10 +530,7 @@
     </w:p>
     <w:p>
       <w:r>
-        <w:t xml:space="preserve">Condomínios residenciais vêm instalando pontos de recarga de veículos elétricos na garagem </w:t>
-      </w:r>
-      <w:r>
-        <w:t>comum. São poucos pontos para muitos apartamentos, e a energia sai da conta de luz da área comum, paga por todos os condôminos, inclusive por quem não tem carro elétrico.</w:t>
+        <w:t>Condomínios residenciais vêm instalando pontos de recarga de veículos elétricos na garagem comum. São poucos pontos para muitos apartamentos, e a energia sai da conta de luz da área comum, paga por todos os condôminos, inclusive por quem não tem carro elétrico.</w:t>
       </w:r>
     </w:p>
     <w:p>
@@ -490,7 +548,10 @@
         <w:t>um condomínio específico</w:t>
       </w:r>
       <w:r>
-        <w:t>. O morador vê quais vagas estão livres e quando as ocupadas serão liberadas, e registra as próprias recargas. O síndico fecha o mês com o consumo de cada apartamento, para lançamento na cota condominial.</w:t>
+        <w:t>. O morador vê quais vagas estão livres e quando as ocupadas serão liberadas, e registra as próprias</w:t>
+      </w:r>
+      <w:r>
+        <w:t xml:space="preserve"> recargas. O síndico fecha o mês com o consumo de cada apartamento, para lançamento na cota condominial.</w:t>
       </w:r>
     </w:p>
     <w:p>
@@ -597,6 +658,7 @@
               <w:jc w:val="left"/>
             </w:pPr>
             <w:r>
+              <w:lastRenderedPageBreak/>
               <w:t>Apartamento</w:t>
             </w:r>
           </w:p>
@@ -663,7 +725,6 @@
               <w:jc w:val="left"/>
             </w:pPr>
             <w:r>
-              <w:lastRenderedPageBreak/>
               <w:t>Energia Estimada</w:t>
             </w:r>
           </w:p>
@@ -1635,6 +1696,7 @@
                 <w:b/>
                 <w:bCs/>
               </w:rPr>
+              <w:lastRenderedPageBreak/>
               <w:t>Afetados</w:t>
             </w:r>
           </w:p>
@@ -1709,7 +1771,6 @@
                 <w:b/>
                 <w:bCs/>
               </w:rPr>
-              <w:lastRenderedPageBreak/>
               <w:t>Necessidades (Escopo)</w:t>
             </w:r>
           </w:p>
@@ -1728,8 +1789,6 @@
             </w:r>
             <w:r>
               <w:br/>
-            </w:r>
-            <w:r>
               <w:t>Como morador, eu quero registrar o início e o fim da minha recarga, de modo que o painel reflita a garagem real para os vizinhos.</w:t>
             </w:r>
             <w:r>
@@ -1914,6 +1973,8 @@
             </w:r>
             <w:r>
               <w:br/>
+            </w:r>
+            <w:r>
               <w:t>Como síndico, eu quero encerrar uma sessão cujo veículo já saiu, com o encerramento registrado, de modo que a vaga seja liberada e o morador possa contestar a apuração.</w:t>
             </w:r>
           </w:p>
@@ -2579,7 +2640,11 @@
               <w:jc w:val="left"/>
             </w:pPr>
             <w:r>
-              <w:t>RE-04</w:t>
+              <w:t>RE-</w:t>
+            </w:r>
+            <w:r>
+              <w:lastRenderedPageBreak/>
+              <w:t>04</w:t>
             </w:r>
           </w:p>
         </w:tc>
@@ -2593,6 +2658,7 @@
               <w:jc w:val="left"/>
             </w:pPr>
             <w:r>
+              <w:lastRenderedPageBreak/>
               <w:t>Deve funcionar independentemente do sistema operacional do usuário.</w:t>
             </w:r>
           </w:p>
@@ -3019,9 +3085,9 @@
         <w:tblLook w:val="0020" w:firstRow="1" w:lastRow="0" w:firstColumn="0" w:lastColumn="0" w:noHBand="0" w:noVBand="0"/>
       </w:tblPr>
       <w:tblGrid>
-        <w:gridCol w:w="961"/>
-        <w:gridCol w:w="4183"/>
-        <w:gridCol w:w="4710"/>
+        <w:gridCol w:w="960"/>
+        <w:gridCol w:w="4162"/>
+        <w:gridCol w:w="4732"/>
       </w:tblGrid>
       <w:tr>
         <w:trPr>
@@ -3051,7 +3117,7 @@
         </w:tc>
         <w:tc>
           <w:tcPr>
-            <w:tcW w:w="2122" w:type="pct"/>
+            <w:tcW w:w="2112" w:type="pct"/>
             <w:shd w:val="clear" w:color="auto" w:fill="D9D9D9"/>
           </w:tcPr>
           <w:p>
@@ -3072,7 +3138,7 @@
         </w:tc>
         <w:tc>
           <w:tcPr>
-            <w:tcW w:w="2390" w:type="pct"/>
+            <w:tcW w:w="2401" w:type="pct"/>
             <w:shd w:val="clear" w:color="auto" w:fill="D9D9D9"/>
           </w:tcPr>
           <w:p>
@@ -3112,7 +3178,7 @@
         </w:tc>
         <w:tc>
           <w:tcPr>
-            <w:tcW w:w="2122" w:type="pct"/>
+            <w:tcW w:w="2112" w:type="pct"/>
           </w:tcPr>
           <w:p>
             <w:pPr>
@@ -3126,7 +3192,7 @@
         </w:tc>
         <w:tc>
           <w:tcPr>
-            <w:tcW w:w="2390" w:type="pct"/>
+            <w:tcW w:w="2401" w:type="pct"/>
           </w:tcPr>
           <w:p>
             <w:pPr>
@@ -3159,7 +3225,7 @@
         </w:tc>
         <w:tc>
           <w:tcPr>
-            <w:tcW w:w="2122" w:type="pct"/>
+            <w:tcW w:w="2112" w:type="pct"/>
           </w:tcPr>
           <w:p>
             <w:pPr>
@@ -3173,7 +3239,7 @@
         </w:tc>
         <w:tc>
           <w:tcPr>
-            <w:tcW w:w="2390" w:type="pct"/>
+            <w:tcW w:w="2401" w:type="pct"/>
           </w:tcPr>
           <w:p>
             <w:pPr>
@@ -3206,7 +3272,7 @@
         </w:tc>
         <w:tc>
           <w:tcPr>
-            <w:tcW w:w="2122" w:type="pct"/>
+            <w:tcW w:w="2112" w:type="pct"/>
           </w:tcPr>
           <w:p>
             <w:pPr>
@@ -3220,7 +3286,7 @@
         </w:tc>
         <w:tc>
           <w:tcPr>
-            <w:tcW w:w="2390" w:type="pct"/>
+            <w:tcW w:w="2401" w:type="pct"/>
           </w:tcPr>
           <w:p>
             <w:pPr>
@@ -3253,7 +3319,7 @@
         </w:tc>
         <w:tc>
           <w:tcPr>
-            <w:tcW w:w="2122" w:type="pct"/>
+            <w:tcW w:w="2112" w:type="pct"/>
           </w:tcPr>
           <w:p>
             <w:pPr>
@@ -3267,7 +3333,7 @@
         </w:tc>
         <w:tc>
           <w:tcPr>
-            <w:tcW w:w="2390" w:type="pct"/>
+            <w:tcW w:w="2401" w:type="pct"/>
           </w:tcPr>
           <w:p>
             <w:pPr>
@@ -3300,7 +3366,7 @@
         </w:tc>
         <w:tc>
           <w:tcPr>
-            <w:tcW w:w="2122" w:type="pct"/>
+            <w:tcW w:w="2112" w:type="pct"/>
           </w:tcPr>
           <w:p>
             <w:pPr>
@@ -3314,7 +3380,7 @@
         </w:tc>
         <w:tc>
           <w:tcPr>
-            <w:tcW w:w="2390" w:type="pct"/>
+            <w:tcW w:w="2401" w:type="pct"/>
           </w:tcPr>
           <w:p>
             <w:pPr>
@@ -3347,7 +3413,7 @@
         </w:tc>
         <w:tc>
           <w:tcPr>
-            <w:tcW w:w="2122" w:type="pct"/>
+            <w:tcW w:w="2112" w:type="pct"/>
           </w:tcPr>
           <w:p>
             <w:pPr>
@@ -3361,7 +3427,7 @@
         </w:tc>
         <w:tc>
           <w:tcPr>
-            <w:tcW w:w="2390" w:type="pct"/>
+            <w:tcW w:w="2401" w:type="pct"/>
           </w:tcPr>
           <w:p>
             <w:pPr>
@@ -3394,7 +3460,7 @@
         </w:tc>
         <w:tc>
           <w:tcPr>
-            <w:tcW w:w="2122" w:type="pct"/>
+            <w:tcW w:w="2112" w:type="pct"/>
           </w:tcPr>
           <w:p>
             <w:pPr>
@@ -3408,7 +3474,7 @@
         </w:tc>
         <w:tc>
           <w:tcPr>
-            <w:tcW w:w="2390" w:type="pct"/>
+            <w:tcW w:w="2401" w:type="pct"/>
           </w:tcPr>
           <w:p>
             <w:pPr>
@@ -3441,7 +3507,7 @@
         </w:tc>
         <w:tc>
           <w:tcPr>
-            <w:tcW w:w="2122" w:type="pct"/>
+            <w:tcW w:w="2112" w:type="pct"/>
           </w:tcPr>
           <w:p>
             <w:pPr>
@@ -3455,15 +3521,15 @@
         </w:tc>
         <w:tc>
           <w:tcPr>
-            <w:tcW w:w="2390" w:type="pct"/>
-          </w:tcPr>
-          <w:p>
-            <w:pPr>
-              <w:spacing w:after="40"/>
-              <w:jc w:val="left"/>
-            </w:pPr>
-            <w:r>
-              <w:t>Atacado primeiro, na arquitetura executável da Elaboração.</w:t>
+            <w:tcW w:w="2401" w:type="pct"/>
+          </w:tcPr>
+          <w:p>
+            <w:pPr>
+              <w:spacing w:after="40"/>
+              <w:jc w:val="left"/>
+            </w:pPr>
+            <w:r>
+              <w:t>Atacado no início da Construção (sprint 5), sobre a arquitetura já testada com o UC05.</w:t>
             </w:r>
           </w:p>
         </w:tc>
@@ -3488,7 +3554,7 @@
         </w:tc>
         <w:tc>
           <w:tcPr>
-            <w:tcW w:w="2122" w:type="pct"/>
+            <w:tcW w:w="2112" w:type="pct"/>
           </w:tcPr>
           <w:p>
             <w:pPr>
@@ -3502,7 +3568,7 @@
         </w:tc>
         <w:tc>
           <w:tcPr>
-            <w:tcW w:w="2390" w:type="pct"/>
+            <w:tcW w:w="2401" w:type="pct"/>
           </w:tcPr>
           <w:p>
             <w:pPr>
@@ -3535,7 +3601,7 @@
         </w:tc>
         <w:tc>
           <w:tcPr>
-            <w:tcW w:w="2122" w:type="pct"/>
+            <w:tcW w:w="2112" w:type="pct"/>
           </w:tcPr>
           <w:p>
             <w:pPr>
@@ -3549,7 +3615,7 @@
         </w:tc>
         <w:tc>
           <w:tcPr>
-            <w:tcW w:w="2390" w:type="pct"/>
+            <w:tcW w:w="2401" w:type="pct"/>
           </w:tcPr>
           <w:p>
             <w:pPr>
@@ -3582,7 +3648,7 @@
         </w:tc>
         <w:tc>
           <w:tcPr>
-            <w:tcW w:w="2122" w:type="pct"/>
+            <w:tcW w:w="2112" w:type="pct"/>
           </w:tcPr>
           <w:p>
             <w:pPr>
@@ -3596,7 +3662,7 @@
         </w:tc>
         <w:tc>
           <w:tcPr>
-            <w:tcW w:w="2390" w:type="pct"/>
+            <w:tcW w:w="2401" w:type="pct"/>
           </w:tcPr>
           <w:p>
             <w:pPr>
@@ -4069,7 +4135,7 @@
             <w:rPr>
               <w:b/>
             </w:rPr>
-            <w:pict w14:anchorId="3A891E02">
+            <w:pict w14:anchorId="0299DDFF">
               <v:shapetype id="_x0000_t75" coordsize="21600,21600" o:spt="75" o:preferrelative="t" path="m@4@5l@4@11@9@11@9@5xe" filled="f" stroked="f">
                 <v:stroke joinstyle="miter"/>
                 <v:formulas>
@@ -4111,7 +4177,7 @@
   <w:abstractNum w:abstractNumId="0" w15:restartNumberingAfterBreak="0">
     <w:nsid w:val="0000A990"/>
     <w:multiLevelType w:val="multilevel"/>
-    <w:tmpl w:val="1F402868"/>
+    <w:tmpl w:val="B5B8E7D4"/>
     <w:lvl w:ilvl="0">
       <w:numFmt w:val="bullet"/>
       <w:lvlText w:val=" "/>
@@ -4977,37 +5043,37 @@
       </w:rPr>
     </w:lvl>
   </w:abstractNum>
-  <w:num w:numId="1" w16cid:durableId="1303267098">
+  <w:num w:numId="1" w16cid:durableId="558321467">
     <w:abstractNumId w:val="5"/>
   </w:num>
-  <w:num w:numId="2" w16cid:durableId="1692075159">
+  <w:num w:numId="2" w16cid:durableId="1843155451">
     <w:abstractNumId w:val="7"/>
   </w:num>
-  <w:num w:numId="3" w16cid:durableId="2067142757">
+  <w:num w:numId="3" w16cid:durableId="2102294737">
     <w:abstractNumId w:val="7"/>
   </w:num>
-  <w:num w:numId="4" w16cid:durableId="646056786">
+  <w:num w:numId="4" w16cid:durableId="2021929490">
     <w:abstractNumId w:val="7"/>
   </w:num>
-  <w:num w:numId="5" w16cid:durableId="409011157">
+  <w:num w:numId="5" w16cid:durableId="383067315">
     <w:abstractNumId w:val="7"/>
   </w:num>
-  <w:num w:numId="6" w16cid:durableId="1975452488">
+  <w:num w:numId="6" w16cid:durableId="1909802099">
     <w:abstractNumId w:val="2"/>
   </w:num>
-  <w:num w:numId="7" w16cid:durableId="209420220">
+  <w:num w:numId="7" w16cid:durableId="952981143">
     <w:abstractNumId w:val="1"/>
   </w:num>
-  <w:num w:numId="8" w16cid:durableId="117989343">
+  <w:num w:numId="8" w16cid:durableId="1203247416">
     <w:abstractNumId w:val="3"/>
   </w:num>
-  <w:num w:numId="9" w16cid:durableId="114251400">
+  <w:num w:numId="9" w16cid:durableId="670177649">
     <w:abstractNumId w:val="6"/>
   </w:num>
-  <w:num w:numId="10" w16cid:durableId="1192182387">
+  <w:num w:numId="10" w16cid:durableId="1192837245">
     <w:abstractNumId w:val="4"/>
   </w:num>
-  <w:num w:numId="11" w16cid:durableId="452408775">
+  <w:num w:numId="11" w16cid:durableId="1224222163">
     <w:abstractNumId w:val="0"/>
   </w:num>
 </w:numbering>
